--- a/flutter_documents/f3_state_management/f39_getx_media_query_theme_and_localization_with_more.docx
+++ b/flutter_documents/f3_state_management/f39_getx_media_query_theme_and_localization_with_more.docx
@@ -6,16 +6,16 @@
       <w:pPr>
         <w:jc w:val="center"/>
         <w:rPr>
-          <w:sz w:val="36"/>
-          <w:szCs w:val="36"/>
+          <w:sz w:val="40"/>
+          <w:szCs w:val="40"/>
         </w:rPr>
       </w:pPr>
       <w:r>
         <w:rPr>
           <w:b/>
           <w:bCs/>
-          <w:sz w:val="44"/>
-          <w:szCs w:val="44"/>
+          <w:sz w:val="40"/>
+          <w:szCs w:val="40"/>
         </w:rPr>
         <w:t>INDEX</w:t>
       </w:r>
@@ -24,8 +24,8 @@
       <w:pPr>
         <w:jc w:val="both"/>
         <w:rPr>
-          <w:sz w:val="36"/>
-          <w:szCs w:val="36"/>
+          <w:sz w:val="32"/>
+          <w:szCs w:val="32"/>
         </w:rPr>
       </w:pPr>
     </w:p>
@@ -33,22 +33,22 @@
       <w:pPr>
         <w:jc w:val="both"/>
         <w:rPr>
-          <w:sz w:val="36"/>
-          <w:szCs w:val="36"/>
+          <w:sz w:val="32"/>
+          <w:szCs w:val="32"/>
         </w:rPr>
       </w:pPr>
     </w:p>
     <w:p>
       <w:pPr>
         <w:rPr>
-          <w:sz w:val="36"/>
-          <w:szCs w:val="36"/>
+          <w:sz w:val="32"/>
+          <w:szCs w:val="32"/>
         </w:rPr>
       </w:pPr>
       <w:r>
         <w:rPr>
-          <w:sz w:val="36"/>
-          <w:szCs w:val="36"/>
+          <w:sz w:val="32"/>
+          <w:szCs w:val="32"/>
         </w:rPr>
         <w:br w:type="page"/>
       </w:r>
@@ -57,14 +57,14 @@
       <w:pPr>
         <w:jc w:val="both"/>
         <w:rPr>
-          <w:sz w:val="36"/>
-          <w:szCs w:val="36"/>
+          <w:sz w:val="32"/>
+          <w:szCs w:val="32"/>
         </w:rPr>
       </w:pPr>
       <w:r>
         <w:rPr>
-          <w:sz w:val="36"/>
-          <w:szCs w:val="36"/>
+          <w:sz w:val="32"/>
+          <w:szCs w:val="32"/>
         </w:rPr>
         <w:lastRenderedPageBreak/>
         <w:t>Start:</w:t>
@@ -74,8 +74,8 @@
       <w:pPr>
         <w:jc w:val="both"/>
         <w:rPr>
-          <w:sz w:val="36"/>
-          <w:szCs w:val="36"/>
+          <w:sz w:val="32"/>
+          <w:szCs w:val="32"/>
         </w:rPr>
       </w:pPr>
     </w:p>
